--- a/example_articles/states/Hawaii/2.states_Hawaii_Other_publisher.docx
+++ b/example_articles/states/Hawaii/2.states_Hawaii_Other_publisher.docx
@@ -29,17 +29,17 @@
     </w:p>
     <w:p>
       <w:r>
-        <w:t>Source File: Other publishers/Files (500) (27).DOCX</w:t>
+        <w:t>Source file: Other publishers/Files (500) (27).DOCX</w:t>
       </w:r>
     </w:p>
     <w:p>
       <w:r>
-        <w:t>Raw locations result: ['Hawaii']</w:t>
+        <w:t>Raw locations result, 'locations': ['Hawaii']</w:t>
       </w:r>
     </w:p>
     <w:p>
       <w:r>
-        <w:t>states_stand_flat (Standardized): Hawaii</w:t>
+        <w:t>Standardized locations result, 'states_stand_flat': Hawaii</w:t>
       </w:r>
     </w:p>
     <w:p>
